--- a/src/templates/Angebot-BL.docx
+++ b/src/templates/Angebot-BL.docx
@@ -15,595 +15,1226 @@
         </w:rPr>
       </w:pPr>
       <w:r>
-        <w:rPr/>
-        <w:br/>
+        <w:rPr>
+          <w:rFonts w:eastAsia="Open Sans" w:cs="Open Sans" w:ascii="Open Sans" w:hAnsi="Open Sans"/>
+          <w:color w:val="000000"/>
+        </w:rPr>
       </w:r>
       <w:r>
-        <w:rPr>
-          <w:rFonts w:eastAsia="Open Sans" w:cs="Open Sans" w:ascii="Open Sans" w:hAnsi="Open Sans"/>
-          <w:color w:val="070707"/>
-          <w:sz w:val="17"/>
-          <w:szCs w:val="17"/>
-        </w:rPr>
-        <w:t>EmC2 Attila Landgrafe, Waldstraße 5, 95032 Hof</w:t>
-      </w:r>
-    </w:p>
-    <w:p>
-      <w:pPr>
-        <w:pStyle w:val="normal1"/>
-        <w:rPr>
-          <w:rFonts w:ascii="Open Sans" w:hAnsi="Open Sans" w:eastAsia="Open Sans" w:cs="Open Sans"/>
-          <w:color w:val="070707"/>
-          <w:sz w:val="17"/>
-          <w:szCs w:val="17"/>
-        </w:rPr>
-      </w:pPr>
-      <w:r>
-        <w:rPr>
-          <w:rFonts w:eastAsia="Open Sans" w:cs="Open Sans" w:ascii="Open Sans" w:hAnsi="Open Sans"/>
-          <w:color w:val="070707"/>
-          <w:sz w:val="17"/>
-          <w:szCs w:val="17"/>
-        </w:rPr>
-      </w:r>
-    </w:p>
-    <w:tbl>
-      <w:tblPr>
-        <w:tblStyle w:val="NormalTable0"/>
-        <w:tblW w:w="10035" w:type="dxa"/>
-        <w:jc w:val="left"/>
-        <w:tblInd w:w="0" w:type="dxa"/>
-        <w:tblLayout w:type="fixed"/>
-        <w:tblCellMar>
-          <w:top w:w="0" w:type="dxa"/>
-          <w:left w:w="10" w:type="dxa"/>
-          <w:bottom w:w="0" w:type="dxa"/>
-          <w:right w:w="10" w:type="dxa"/>
-        </w:tblCellMar>
-        <w:tblLook w:val="04a0" w:noVBand="1" w:noHBand="0" w:lastColumn="0" w:firstColumn="1" w:lastRow="0" w:firstRow="1"/>
-      </w:tblPr>
-      <w:tblGrid>
-        <w:gridCol w:w="4797"/>
-        <w:gridCol w:w="2268"/>
-        <w:gridCol w:w="2970"/>
-      </w:tblGrid>
-      <w:tr>
-        <w:trPr>
-          <w:trHeight w:val="1380" w:hRule="atLeast"/>
-        </w:trPr>
-        <w:tc>
-          <w:tcPr>
-            <w:tcW w:w="4797" w:type="dxa"/>
-            <w:tcBorders>
-              <w:top w:val="single" w:sz="8" w:space="0" w:color="FFFFFF"/>
-              <w:left w:val="single" w:sz="8" w:space="0" w:color="FFFFFF"/>
-              <w:bottom w:val="single" w:sz="8" w:space="0" w:color="FFFFFF"/>
-              <w:right w:val="single" w:sz="8" w:space="0" w:color="FFFFFF"/>
-            </w:tcBorders>
-          </w:tcPr>
-          <w:p>
-            <w:pPr>
-              <w:pStyle w:val="Normal"/>
-              <w:suppressAutoHyphens w:val="true"/>
-              <w:spacing w:lineRule="auto" w:line="278" w:before="0" w:after="0"/>
-              <w:ind w:right="314"/>
-              <w:jc w:val="left"/>
-              <w:rPr>
-                <w:rFonts w:ascii="Open Sans" w:hAnsi="Open Sans"/>
-              </w:rPr>
-            </w:pPr>
-            <w:r>
-              <w:rPr>
-                <w:rFonts w:ascii="Open Sans" w:hAnsi="Open Sans"/>
-              </w:rPr>
-              <w:t>{KundenAnschrift}</w:t>
-            </w:r>
-          </w:p>
-          <w:p>
-            <w:pPr>
-              <w:pStyle w:val="Normal"/>
-              <w:suppressAutoHyphens w:val="true"/>
-              <w:spacing w:lineRule="auto" w:line="278" w:before="0" w:after="0"/>
-              <w:ind w:right="314"/>
-              <w:jc w:val="left"/>
-              <w:rPr>
-                <w:rFonts w:ascii="Open Sans" w:hAnsi="Open Sans" w:eastAsia="Open Sans" w:cs="Open Sans"/>
-                <w:color w:val="1F1F1F"/>
-              </w:rPr>
-            </w:pPr>
-            <w:r>
-              <w:rPr>
-                <w:rFonts w:eastAsia="Open Sans" w:cs="Open Sans" w:ascii="Open Sans" w:hAnsi="Open Sans"/>
-                <w:kern w:val="0"/>
-                <w:sz w:val="22"/>
-                <w:szCs w:val="22"/>
-                <w:lang w:val="pl-PL" w:eastAsia="pl-PL" w:bidi="ar-SA"/>
-              </w:rPr>
-              <w:t>{Adresse}</w:t>
-            </w:r>
-          </w:p>
-          <w:p>
-            <w:pPr>
-              <w:pStyle w:val="normal1"/>
-              <w:suppressAutoHyphens w:val="true"/>
-              <w:spacing w:lineRule="auto" w:line="278" w:before="0" w:after="0"/>
-              <w:ind w:right="314"/>
-              <w:jc w:val="left"/>
-              <w:rPr>
-                <w:rFonts w:ascii="Open Sans" w:hAnsi="Open Sans" w:eastAsia="Open Sans" w:cs="Open Sans"/>
-                <w:color w:val="070707"/>
-                <w:sz w:val="17"/>
-                <w:szCs w:val="17"/>
-              </w:rPr>
-            </w:pPr>
-            <w:r>
-              <w:rPr>
-                <w:rFonts w:eastAsia="Open Sans" w:cs="Open Sans" w:ascii="Open Sans" w:hAnsi="Open Sans"/>
-                <w:kern w:val="0"/>
-                <w:sz w:val="22"/>
-                <w:szCs w:val="22"/>
-                <w:lang w:val="pl-PL" w:eastAsia="pl-PL" w:bidi="ar-SA"/>
-              </w:rPr>
-              <w:t>{PLZ} {Stadt}</w:t>
-            </w:r>
-          </w:p>
-        </w:tc>
-        <w:tc>
-          <w:tcPr>
-            <w:tcW w:w="2268" w:type="dxa"/>
-            <w:tcBorders>
-              <w:top w:val="single" w:sz="8" w:space="0" w:color="FFFFFF"/>
-              <w:left w:val="single" w:sz="8" w:space="0" w:color="FFFFFF"/>
-              <w:bottom w:val="single" w:sz="8" w:space="0" w:color="FFFFFF"/>
-              <w:right w:val="single" w:sz="8" w:space="0" w:color="FFFFFF"/>
-            </w:tcBorders>
-          </w:tcPr>
-          <w:p>
-            <w:pPr>
-              <w:pStyle w:val="Normal"/>
-              <w:suppressAutoHyphens w:val="true"/>
-              <w:spacing w:lineRule="auto" w:line="276" w:before="0" w:after="0"/>
-              <w:ind w:right="127"/>
-              <w:jc w:val="left"/>
-              <w:rPr>
-                <w:rFonts w:ascii="Open Sans" w:hAnsi="Open Sans"/>
-                <w:sz w:val="22"/>
-                <w:szCs w:val="22"/>
-              </w:rPr>
-            </w:pPr>
-            <w:r>
-              <w:rPr>
-                <w:rFonts w:eastAsia="Open Sans" w:cs="Open Sans" w:ascii="Open Sans" w:hAnsi="Open Sans"/>
-                <w:color w:val="1F1F1F"/>
-                <w:kern w:val="0"/>
-                <w:sz w:val="22"/>
-                <w:szCs w:val="22"/>
-                <w:lang w:val="de-DE" w:eastAsia="pl-PL" w:bidi="ar-SA"/>
-              </w:rPr>
-              <w:t>Angebotsnummer</w:t>
-            </w:r>
-            <w:r>
-              <w:rPr>
-                <w:rFonts w:eastAsia="Open Sans" w:cs="Open Sans" w:ascii="Open Sans" w:hAnsi="Open Sans"/>
-                <w:kern w:val="0"/>
-                <w:sz w:val="22"/>
-                <w:szCs w:val="22"/>
-                <w:lang w:val="de-DE" w:eastAsia="pl-PL" w:bidi="ar-SA"/>
-              </w:rPr>
-              <w:t xml:space="preserve">        </w:t>
-            </w:r>
-            <w:r>
-              <w:rPr>
-                <w:rFonts w:eastAsia="Open Sans" w:cs="Open Sans" w:ascii="Open Sans" w:hAnsi="Open Sans"/>
-                <w:color w:val="1F1F1F"/>
-                <w:kern w:val="0"/>
-                <w:sz w:val="22"/>
-                <w:szCs w:val="22"/>
-                <w:lang w:val="de-DE" w:eastAsia="pl-PL" w:bidi="ar-SA"/>
-              </w:rPr>
-              <w:t>Datum</w:t>
-            </w:r>
-          </w:p>
-          <w:p>
-            <w:pPr>
-              <w:pStyle w:val="Normal"/>
-              <w:suppressAutoHyphens w:val="true"/>
-              <w:spacing w:lineRule="auto" w:line="276" w:before="0" w:after="0"/>
-              <w:ind w:right="127"/>
-              <w:jc w:val="left"/>
-              <w:rPr>
-                <w:rFonts w:ascii="Open Sans" w:hAnsi="Open Sans"/>
-                <w:sz w:val="22"/>
-                <w:szCs w:val="22"/>
-              </w:rPr>
-            </w:pPr>
-            <w:r>
-              <w:rPr>
-                <w:rFonts w:eastAsia="Open Sans" w:cs="Open Sans" w:ascii="Open Sans" w:hAnsi="Open Sans"/>
-                <w:color w:val="1F1F1F"/>
-                <w:kern w:val="0"/>
-                <w:sz w:val="22"/>
-                <w:szCs w:val="22"/>
-                <w:lang w:val="de-DE" w:eastAsia="pl-PL" w:bidi="ar-SA"/>
-              </w:rPr>
-              <w:t>Ansprechpartner</w:t>
-            </w:r>
-          </w:p>
-          <w:p>
-            <w:pPr>
-              <w:pStyle w:val="normal1"/>
-              <w:suppressAutoHyphens w:val="true"/>
-              <w:spacing w:lineRule="auto" w:line="276" w:before="0" w:after="0"/>
-              <w:ind w:right="127"/>
-              <w:jc w:val="left"/>
-              <w:rPr>
-                <w:rFonts w:ascii="Open Sans" w:hAnsi="Open Sans"/>
-                <w:sz w:val="22"/>
-                <w:szCs w:val="22"/>
-              </w:rPr>
-            </w:pPr>
-            <w:r>
-              <w:rPr>
-                <w:rFonts w:eastAsia="Open Sans" w:cs="Open Sans" w:ascii="Open Sans" w:hAnsi="Open Sans"/>
-                <w:color w:val="1F1F1F"/>
-                <w:kern w:val="0"/>
-                <w:sz w:val="22"/>
-                <w:szCs w:val="22"/>
-                <w:lang w:val="de-DE" w:eastAsia="pl-PL" w:bidi="ar-SA"/>
-              </w:rPr>
-              <w:t>Telefon</w:t>
-              <w:br/>
-              <w:t>E-Mail</w:t>
-            </w:r>
-          </w:p>
-          <w:p>
-            <w:pPr>
-              <w:pStyle w:val="normal1"/>
-              <w:suppressAutoHyphens w:val="true"/>
-              <w:spacing w:lineRule="auto" w:line="276" w:before="0" w:after="0"/>
-              <w:ind w:right="127"/>
-              <w:jc w:val="left"/>
-              <w:rPr>
-                <w:rFonts w:ascii="Open Sans" w:hAnsi="Open Sans"/>
-                <w:sz w:val="22"/>
-                <w:szCs w:val="22"/>
-              </w:rPr>
-            </w:pPr>
-            <w:r>
-              <w:rPr>
-                <w:rFonts w:eastAsia="Open Sans" w:cs="Open Sans" w:ascii="Open Sans" w:hAnsi="Open Sans"/>
-                <w:color w:val="070707"/>
-                <w:kern w:val="0"/>
-                <w:sz w:val="22"/>
-                <w:szCs w:val="22"/>
-                <w:lang w:val="de-DE" w:eastAsia="pl-PL" w:bidi="ar-SA"/>
-              </w:rPr>
-              <w:t>Referenz</w:t>
-            </w:r>
-          </w:p>
-        </w:tc>
-        <w:tc>
-          <w:tcPr>
-            <w:tcW w:w="2970" w:type="dxa"/>
-            <w:tcBorders>
-              <w:top w:val="single" w:sz="8" w:space="0" w:color="FFFFFF"/>
-              <w:left w:val="single" w:sz="8" w:space="0" w:color="FFFFFF"/>
-              <w:bottom w:val="single" w:sz="8" w:space="0" w:color="FFFFFF"/>
-              <w:right w:val="single" w:sz="8" w:space="0" w:color="FFFFFF"/>
-            </w:tcBorders>
-          </w:tcPr>
-          <w:p>
-            <w:pPr>
-              <w:pStyle w:val="Normal"/>
-              <w:suppressAutoHyphens w:val="true"/>
-              <w:spacing w:lineRule="auto" w:line="276" w:before="0" w:after="0"/>
-              <w:jc w:val="right"/>
-              <w:rPr>
-                <w:rFonts w:ascii="Open Sans" w:hAnsi="Open Sans"/>
-                <w:sz w:val="22"/>
-                <w:szCs w:val="22"/>
-              </w:rPr>
-            </w:pPr>
-            <w:r>
-              <w:rPr>
-                <w:rFonts w:eastAsia="Open Sans" w:cs="Open Sans" w:ascii="Open Sans" w:hAnsi="Open Sans"/>
-                <w:kern w:val="0"/>
-                <w:sz w:val="22"/>
-                <w:szCs w:val="22"/>
-                <w:lang w:val="de-DE" w:eastAsia="pl-PL" w:bidi="ar-SA"/>
-              </w:rPr>
-              <w:t>{</w:t>
-            </w:r>
-            <w:r>
-              <w:rPr>
-                <w:rFonts w:eastAsia="Open Sans" w:cs="Open Sans" w:ascii="Open Sans" w:hAnsi="Open Sans"/>
-                <w:color w:val="1F1F1F"/>
-                <w:kern w:val="0"/>
-                <w:sz w:val="22"/>
-                <w:szCs w:val="22"/>
-                <w:lang w:val="de-DE" w:eastAsia="pl-PL" w:bidi="ar-SA"/>
-              </w:rPr>
-              <w:t>Angebotsnummer</w:t>
-            </w:r>
-            <w:r>
-              <w:rPr>
-                <w:rFonts w:eastAsia="Open Sans" w:cs="Open Sans" w:ascii="Open Sans" w:hAnsi="Open Sans"/>
-                <w:kern w:val="0"/>
-                <w:sz w:val="22"/>
-                <w:szCs w:val="22"/>
-                <w:lang w:val="de-DE" w:eastAsia="pl-PL" w:bidi="ar-SA"/>
-              </w:rPr>
-              <w:t>}</w:t>
-            </w:r>
-          </w:p>
-          <w:p>
-            <w:pPr>
-              <w:pStyle w:val="Normal"/>
-              <w:suppressAutoHyphens w:val="true"/>
-              <w:spacing w:lineRule="auto" w:line="276" w:before="0" w:after="0"/>
-              <w:jc w:val="right"/>
-              <w:rPr>
-                <w:rFonts w:ascii="Open Sans" w:hAnsi="Open Sans"/>
-                <w:sz w:val="22"/>
-                <w:szCs w:val="22"/>
-              </w:rPr>
-            </w:pPr>
-            <w:r>
-              <w:rPr>
-                <w:rFonts w:eastAsia="Open Sans" w:cs="Open Sans" w:ascii="Open Sans" w:hAnsi="Open Sans"/>
-                <w:kern w:val="0"/>
-                <w:sz w:val="22"/>
-                <w:szCs w:val="22"/>
-                <w:lang w:val="de-DE" w:eastAsia="pl-PL" w:bidi="ar-SA"/>
-              </w:rPr>
-              <w:t>{</w:t>
-            </w:r>
-            <w:r>
-              <w:rPr>
-                <w:rFonts w:eastAsia="Open Sans" w:cs="Open Sans" w:ascii="Open Sans" w:hAnsi="Open Sans"/>
-                <w:color w:val="1F1F1F"/>
-                <w:kern w:val="0"/>
-                <w:sz w:val="22"/>
-                <w:szCs w:val="22"/>
-                <w:lang w:val="de-DE" w:eastAsia="pl-PL" w:bidi="ar-SA"/>
-              </w:rPr>
-              <w:t>Datum</w:t>
-            </w:r>
-            <w:r>
-              <w:rPr>
-                <w:rFonts w:eastAsia="Open Sans" w:cs="Open Sans" w:ascii="Open Sans" w:hAnsi="Open Sans"/>
-                <w:kern w:val="0"/>
-                <w:sz w:val="22"/>
-                <w:szCs w:val="22"/>
-                <w:lang w:val="de-DE" w:eastAsia="pl-PL" w:bidi="ar-SA"/>
-              </w:rPr>
-              <w:t>}</w:t>
-            </w:r>
-            <w:r>
-              <w:rPr>
-                <w:rFonts w:eastAsia="Calibri" w:cs="Calibri" w:ascii="Open Sans" w:hAnsi="Open Sans"/>
-                <w:kern w:val="0"/>
-                <w:sz w:val="22"/>
-                <w:szCs w:val="22"/>
-                <w:lang w:val="de-DE" w:eastAsia="pl-PL" w:bidi="ar-SA"/>
-              </w:rPr>
-              <w:br/>
-            </w:r>
-            <w:r>
-              <w:rPr>
-                <w:rFonts w:eastAsia="Open Sans" w:cs="Open Sans" w:ascii="Open Sans" w:hAnsi="Open Sans"/>
-                <w:kern w:val="0"/>
-                <w:sz w:val="22"/>
-                <w:szCs w:val="22"/>
-                <w:lang w:val="de-DE" w:eastAsia="pl-PL" w:bidi="ar-SA"/>
-              </w:rPr>
-              <w:t>{</w:t>
-            </w:r>
-            <w:r>
-              <w:rPr>
-                <w:rFonts w:eastAsia="Open Sans" w:cs="Open Sans" w:ascii="Open Sans" w:hAnsi="Open Sans"/>
-                <w:color w:val="1F1F1F"/>
-                <w:kern w:val="0"/>
-                <w:sz w:val="22"/>
-                <w:szCs w:val="22"/>
-                <w:lang w:val="de-DE" w:eastAsia="pl-PL" w:bidi="ar-SA"/>
-              </w:rPr>
-              <w:t>Ansprechpartner</w:t>
-            </w:r>
-            <w:r>
-              <w:rPr>
-                <w:rFonts w:eastAsia="Open Sans" w:cs="Open Sans" w:ascii="Open Sans" w:hAnsi="Open Sans"/>
-                <w:kern w:val="0"/>
-                <w:sz w:val="22"/>
-                <w:szCs w:val="22"/>
-                <w:lang w:val="de-DE" w:eastAsia="pl-PL" w:bidi="ar-SA"/>
-              </w:rPr>
-              <w:t>}</w:t>
-            </w:r>
-            <w:r>
-              <w:rPr>
-                <w:rFonts w:eastAsia="Calibri" w:cs="Calibri" w:ascii="Open Sans" w:hAnsi="Open Sans"/>
-                <w:kern w:val="0"/>
-                <w:sz w:val="22"/>
-                <w:szCs w:val="22"/>
-                <w:lang w:val="de-DE" w:eastAsia="pl-PL" w:bidi="ar-SA"/>
-              </w:rPr>
-              <w:br/>
-            </w:r>
-            <w:r>
-              <w:rPr>
-                <w:rFonts w:eastAsia="Open Sans" w:cs="Open Sans" w:ascii="Open Sans" w:hAnsi="Open Sans"/>
-                <w:color w:val="1F1F1F"/>
-                <w:kern w:val="0"/>
-                <w:sz w:val="22"/>
-                <w:szCs w:val="22"/>
-                <w:lang w:val="de-DE" w:eastAsia="pl-PL" w:bidi="ar-SA"/>
-              </w:rPr>
-              <w:t xml:space="preserve">          09281 5915900</w:t>
-            </w:r>
-          </w:p>
-          <w:p>
-            <w:pPr>
-              <w:pStyle w:val="normal1"/>
-              <w:suppressAutoHyphens w:val="true"/>
-              <w:spacing w:lineRule="auto" w:line="276" w:before="0" w:after="0"/>
-              <w:jc w:val="right"/>
-              <w:rPr/>
-            </w:pPr>
-            <w:hyperlink r:id="rId2">
-              <w:r>
-                <w:rPr>
-                  <w:rStyle w:val="Hyperlink"/>
-                  <w:rFonts w:eastAsia="Open Sans" w:cs="Open Sans" w:ascii="Open Sans" w:hAnsi="Open Sans"/>
-                  <w:color w:val="000000"/>
-                  <w:kern w:val="0"/>
-                  <w:sz w:val="22"/>
-                  <w:szCs w:val="22"/>
-                  <w:u w:val="none"/>
-                  <w:lang w:val="de-DE" w:eastAsia="pl-PL" w:bidi="ar-SA"/>
-                </w:rPr>
-                <w:t>service@e-m-c-2.de</w:t>
-              </w:r>
-            </w:hyperlink>
-          </w:p>
-          <w:p>
-            <w:pPr>
-              <w:pStyle w:val="normal1"/>
-              <w:suppressAutoHyphens w:val="true"/>
-              <w:spacing w:lineRule="auto" w:line="276" w:before="0" w:after="0"/>
-              <w:jc w:val="right"/>
-              <w:rPr>
-                <w:rFonts w:ascii="Open Sans" w:hAnsi="Open Sans"/>
-                <w:sz w:val="22"/>
-                <w:szCs w:val="22"/>
-              </w:rPr>
-            </w:pPr>
-            <w:r>
-              <w:rPr>
-                <w:rFonts w:eastAsia="Open Sans" w:cs="Open Sans" w:ascii="Open Sans" w:hAnsi="Open Sans"/>
-                <w:color w:val="1F1F1F"/>
-                <w:kern w:val="0"/>
-                <w:sz w:val="22"/>
-                <w:szCs w:val="22"/>
-                <w:lang w:val="pl-PL" w:eastAsia="pl-PL" w:bidi="ar-SA"/>
-              </w:rPr>
-              <w:t>{Kundennummer}</w:t>
-            </w:r>
-          </w:p>
-          <w:p>
-            <w:pPr>
-              <w:pStyle w:val="Normal"/>
-              <w:suppressAutoHyphens w:val="true"/>
-              <w:spacing w:before="0" w:after="0"/>
-              <w:ind w:right="127"/>
-              <w:jc w:val="right"/>
-              <w:rPr>
-                <w:rFonts w:ascii="Open Sans" w:hAnsi="Open Sans"/>
-                <w:sz w:val="22"/>
-                <w:szCs w:val="22"/>
-                <w:lang w:val="pl-PL"/>
-              </w:rPr>
-            </w:pPr>
-            <w:r>
-              <w:rPr>
-                <w:rFonts w:ascii="Open Sans" w:hAnsi="Open Sans"/>
-                <w:sz w:val="22"/>
-                <w:szCs w:val="22"/>
-                <w:lang w:val="pl-PL"/>
-              </w:rPr>
-            </w:r>
-          </w:p>
-        </w:tc>
-      </w:tr>
-      <w:tr>
-        <w:trPr>
-          <w:trHeight w:val="370" w:hRule="atLeast"/>
-        </w:trPr>
-        <w:tc>
-          <w:tcPr>
-            <w:tcW w:w="4797" w:type="dxa"/>
-            <w:tcBorders>
-              <w:top w:val="single" w:sz="8" w:space="0" w:color="FFFFFF"/>
-              <w:left w:val="single" w:sz="8" w:space="0" w:color="FFFFFF"/>
-              <w:bottom w:val="single" w:sz="8" w:space="0" w:color="FFFFFF"/>
-              <w:right w:val="single" w:sz="8" w:space="0" w:color="FFFFFF"/>
-            </w:tcBorders>
-          </w:tcPr>
-          <w:p>
-            <w:pPr>
-              <w:pStyle w:val="normal1"/>
-              <w:suppressAutoHyphens w:val="true"/>
-              <w:spacing w:before="0" w:after="0"/>
-              <w:jc w:val="left"/>
-              <w:rPr>
-                <w:rFonts w:ascii="Open Sans" w:hAnsi="Open Sans" w:eastAsia="Open Sans" w:cs="Open Sans"/>
-                <w:color w:val="070707"/>
-                <w:sz w:val="17"/>
-                <w:szCs w:val="17"/>
-                <w:lang w:val="de-DE"/>
-              </w:rPr>
-            </w:pPr>
-            <w:r>
-              <w:rPr>
-                <w:rFonts w:eastAsia="Open Sans" w:cs="Open Sans" w:ascii="Open Sans" w:hAnsi="Open Sans"/>
-                <w:color w:val="070707"/>
-                <w:sz w:val="17"/>
-                <w:szCs w:val="17"/>
-                <w:lang w:val="de-DE"/>
-              </w:rPr>
-            </w:r>
-          </w:p>
-        </w:tc>
-        <w:tc>
-          <w:tcPr>
-            <w:tcW w:w="5238" w:type="dxa"/>
-            <w:gridSpan w:val="2"/>
-            <w:tcBorders>
-              <w:top w:val="single" w:sz="8" w:space="0" w:color="FFFFFF"/>
-              <w:left w:val="single" w:sz="8" w:space="0" w:color="FFFFFF"/>
-              <w:bottom w:val="single" w:sz="8" w:space="0" w:color="FFFFFF"/>
-              <w:right w:val="single" w:sz="8" w:space="0" w:color="FFFFFF"/>
-            </w:tcBorders>
-          </w:tcPr>
-          <w:p>
-            <w:pPr>
-              <w:pStyle w:val="Normal"/>
-              <w:suppressAutoHyphens w:val="true"/>
-              <w:spacing w:before="0" w:after="0"/>
-              <w:ind w:right="127"/>
-              <w:jc w:val="left"/>
-              <w:rPr>
-                <w:rFonts w:ascii="Open Sans" w:hAnsi="Open Sans" w:eastAsia="Open Sans" w:cs="Open Sans"/>
-                <w:color w:val="070707"/>
-                <w:sz w:val="17"/>
-                <w:szCs w:val="17"/>
-              </w:rPr>
-            </w:pPr>
-            <w:r>
-              <w:rPr>
-                <w:rFonts w:eastAsia="Open Sans" w:cs="Open Sans" w:ascii="Open Sans" w:hAnsi="Open Sans"/>
-                <w:color w:val="070707"/>
-                <w:sz w:val="17"/>
-                <w:szCs w:val="17"/>
-              </w:rPr>
-            </w:r>
-          </w:p>
-        </w:tc>
-      </w:tr>
-    </w:tbl>
-    <w:p>
-      <w:pPr>
-        <w:pStyle w:val="normal1"/>
-        <w:rPr>
-          <w:rFonts w:ascii="Open Sans" w:hAnsi="Open Sans" w:eastAsia="Open Sans" w:cs="Open Sans"/>
-          <w:color w:val="000000"/>
-        </w:rPr>
-      </w:pPr>
-      <w:r>
-        <w:rPr>
-          <w:rFonts w:eastAsia="Open Sans" w:cs="Open Sans" w:ascii="Open Sans" w:hAnsi="Open Sans"/>
-          <w:color w:val="000000"/>
-        </w:rPr>
+        <mc:AlternateContent>
+          <mc:Choice Requires="wps">
+            <w:drawing>
+              <wp:anchor behindDoc="0" distT="72390" distB="72390" distL="72390" distR="72390" simplePos="0" locked="0" layoutInCell="0" allowOverlap="1" relativeHeight="5">
+                <wp:simplePos x="0" y="0"/>
+                <wp:positionH relativeFrom="page">
+                  <wp:posOffset>720090</wp:posOffset>
+                </wp:positionH>
+                <wp:positionV relativeFrom="page">
+                  <wp:posOffset>1475740</wp:posOffset>
+                </wp:positionV>
+                <wp:extent cx="6332855" cy="2288540"/>
+                <wp:effectExtent l="0" t="0" r="0" b="0"/>
+                <wp:wrapSquare wrapText="bothSides"/>
+                <wp:docPr id="1" name="Frame1"/>
+                <a:graphic xmlns:a="http://schemas.openxmlformats.org/drawingml/2006/main">
+                  <a:graphicData uri="http://schemas.microsoft.com/office/word/2010/wordprocessingShape">
+                    <wps:wsp>
+                      <wps:cNvSpPr txBox="1"/>
+                      <wps:spPr>
+                        <a:xfrm>
+                          <a:off x="0" y="0"/>
+                          <a:ext cx="6332855" cy="2288540"/>
+                        </a:xfrm>
+                        <a:prstGeom prst="rect"/>
+                        <a:solidFill>
+                          <a:srgbClr val="FFFFFF"/>
+                        </a:solidFill>
+                      </wps:spPr>
+                      <wps:txbx>
+                        <w:txbxContent>
+                          <w:p>
+                            <w:pPr>
+                              <w:pStyle w:val="Normal"/>
+                              <w:widowControl w:val="false"/>
+                              <w:suppressAutoHyphens w:val="true"/>
+                              <w:bidi w:val="0"/>
+                              <w:spacing w:before="170" w:after="170"/>
+                              <w:ind w:hanging="0" w:left="0" w:right="5216"/>
+                              <w:jc w:val="left"/>
+                              <w:rPr>
+                                <w:rFonts w:ascii="Open Sans" w:hAnsi="Open Sans" w:eastAsia="Open Sans" w:cs="Open Sans"/>
+                                <w:color w:val="070707"/>
+                                <w:sz w:val="17"/>
+                                <w:szCs w:val="17"/>
+                              </w:rPr>
+                            </w:pPr>
+                            <w:r>
+                              <w:rPr>
+                                <w:rFonts w:eastAsia="Open Sans" w:cs="Open Sans" w:ascii="Open Sans" w:hAnsi="Open Sans"/>
+                                <w:color w:val="070707"/>
+                                <w:sz w:val="17"/>
+                                <w:szCs w:val="17"/>
+                              </w:rPr>
+                              <w:t>EmC2 Attila Landgrafe, Waldstraße 5, 95032 Hof</w:t>
+                            </w:r>
+                          </w:p>
+                          <w:p>
+                            <w:pPr>
+                              <w:pStyle w:val="Normal"/>
+                              <w:widowControl w:val="false"/>
+                              <w:suppressAutoHyphens w:val="true"/>
+                              <w:bidi w:val="0"/>
+                              <w:spacing w:before="170" w:after="170"/>
+                              <w:ind w:hanging="0" w:left="0" w:right="5216"/>
+                              <w:jc w:val="left"/>
+                              <w:rPr>
+                                <w:rFonts w:ascii="Open Sans" w:hAnsi="Open Sans" w:eastAsia="Open Sans" w:cs="Open Sans"/>
+                                <w:color w:val="070707"/>
+                                <w:sz w:val="17"/>
+                                <w:szCs w:val="17"/>
+                              </w:rPr>
+                            </w:pPr>
+                            <w:r>
+                              <w:rPr>
+                                <w:rFonts w:eastAsia="Open Sans" w:cs="Open Sans" w:ascii="Open Sans" w:hAnsi="Open Sans"/>
+                                <w:color w:val="070707"/>
+                                <w:sz w:val="17"/>
+                                <w:szCs w:val="17"/>
+                              </w:rPr>
+                            </w:r>
+                          </w:p>
+                          <w:tbl>
+                            <w:tblPr>
+                              <w:tblStyle w:val="NormalTable0"/>
+                              <w:tblW w:w="10035" w:type="dxa"/>
+                              <w:jc w:val="left"/>
+                              <w:tblInd w:w="0" w:type="dxa"/>
+                              <w:tblLayout w:type="fixed"/>
+                              <w:tblCellMar>
+                                <w:top w:w="0" w:type="dxa"/>
+                                <w:left w:w="10" w:type="dxa"/>
+                                <w:bottom w:w="0" w:type="dxa"/>
+                                <w:right w:w="10" w:type="dxa"/>
+                              </w:tblCellMar>
+                              <w:tblLook w:val="04a0" w:noVBand="1" w:noHBand="0" w:lastColumn="0" w:firstColumn="1" w:lastRow="0" w:firstRow="1"/>
+                            </w:tblPr>
+                            <w:tblGrid>
+                              <w:gridCol w:w="4799"/>
+                              <w:gridCol w:w="2401"/>
+                              <w:gridCol w:w="2835"/>
+                            </w:tblGrid>
+                            <w:tr>
+                              <w:trPr>
+                                <w:trHeight w:val="1380" w:hRule="atLeast"/>
+                              </w:trPr>
+                              <w:tc>
+                                <w:tcPr>
+                                  <w:tcW w:w="4799" w:type="dxa"/>
+                                  <w:tcBorders>
+                                    <w:top w:val="single" w:sz="8" w:space="0" w:color="FFFFFF"/>
+                                    <w:left w:val="single" w:sz="8" w:space="0" w:color="FFFFFF"/>
+                                    <w:bottom w:val="single" w:sz="8" w:space="0" w:color="FFFFFF"/>
+                                    <w:right w:val="single" w:sz="8" w:space="0" w:color="FFFFFF"/>
+                                  </w:tcBorders>
+                                </w:tcPr>
+                                <w:p>
+                                  <w:pPr>
+                                    <w:pStyle w:val="Normal"/>
+                                    <w:suppressAutoHyphens w:val="true"/>
+                                    <w:spacing w:lineRule="auto" w:line="278" w:before="0" w:after="0"/>
+                                    <w:ind w:right="314"/>
+                                    <w:jc w:val="left"/>
+                                    <w:rPr>
+                                      <w:rFonts w:ascii="Open Sans" w:hAnsi="Open Sans" w:eastAsia="Open Sans" w:cs="Open Sans"/>
+                                    </w:rPr>
+                                  </w:pPr>
+                                  <w:r>
+                                    <w:rPr>
+                                      <w:rFonts w:eastAsia="Open Sans" w:cs="Open Sans" w:ascii="Open Sans" w:hAnsi="Open Sans"/>
+                                      <w:kern w:val="0"/>
+                                      <w:sz w:val="22"/>
+                                      <w:szCs w:val="22"/>
+                                      <w:lang w:val="pl-PL" w:eastAsia="pl-PL" w:bidi="ar-SA"/>
+                                    </w:rPr>
+                                    <w:t>{Anrede}</w:t>
+                                  </w:r>
+                                </w:p>
+                                <w:p>
+                                  <w:pPr>
+                                    <w:pStyle w:val="Normal"/>
+                                    <w:suppressAutoHyphens w:val="true"/>
+                                    <w:spacing w:lineRule="auto" w:line="278" w:before="0" w:after="0"/>
+                                    <w:ind w:right="314"/>
+                                    <w:jc w:val="left"/>
+                                    <w:rPr>
+                                      <w:rFonts w:ascii="Open Sans" w:hAnsi="Open Sans" w:eastAsia="Open Sans" w:cs="Open Sans"/>
+                                      <w:color w:val="1F1F1F"/>
+                                    </w:rPr>
+                                  </w:pPr>
+                                  <w:r>
+                                    <w:rPr>
+                                      <w:rFonts w:eastAsia="Open Sans" w:cs="Open Sans" w:ascii="Open Sans" w:hAnsi="Open Sans"/>
+                                      <w:kern w:val="0"/>
+                                      <w:sz w:val="22"/>
+                                      <w:szCs w:val="22"/>
+                                      <w:lang w:val="pl-PL" w:eastAsia="pl-PL" w:bidi="ar-SA"/>
+                                    </w:rPr>
+                                    <w:t>{Vorname} {Nachname}</w:t>
+                                  </w:r>
+                                </w:p>
+                                <w:p>
+                                  <w:pPr>
+                                    <w:pStyle w:val="Normal"/>
+                                    <w:suppressAutoHyphens w:val="true"/>
+                                    <w:spacing w:lineRule="auto" w:line="278" w:before="0" w:after="0"/>
+                                    <w:ind w:right="314"/>
+                                    <w:jc w:val="left"/>
+                                    <w:rPr>
+                                      <w:rFonts w:ascii="Open Sans" w:hAnsi="Open Sans" w:eastAsia="Open Sans" w:cs="Open Sans"/>
+                                      <w:color w:val="1F1F1F"/>
+                                    </w:rPr>
+                                  </w:pPr>
+                                  <w:r>
+                                    <w:rPr>
+                                      <w:rFonts w:eastAsia="Open Sans" w:cs="Open Sans" w:ascii="Open Sans" w:hAnsi="Open Sans"/>
+                                      <w:kern w:val="0"/>
+                                      <w:sz w:val="22"/>
+                                      <w:szCs w:val="22"/>
+                                      <w:lang w:val="pl-PL" w:eastAsia="pl-PL" w:bidi="ar-SA"/>
+                                    </w:rPr>
+                                    <w:t>{Adresse}</w:t>
+                                  </w:r>
+                                </w:p>
+                                <w:p>
+                                  <w:pPr>
+                                    <w:pStyle w:val="normal1"/>
+                                    <w:suppressAutoHyphens w:val="true"/>
+                                    <w:spacing w:lineRule="auto" w:line="278" w:before="0" w:after="0"/>
+                                    <w:ind w:right="314"/>
+                                    <w:jc w:val="left"/>
+                                    <w:rPr>
+                                      <w:rFonts w:ascii="Open Sans" w:hAnsi="Open Sans" w:eastAsia="Open Sans" w:cs="Open Sans"/>
+                                      <w:color w:val="070707"/>
+                                      <w:sz w:val="17"/>
+                                      <w:szCs w:val="17"/>
+                                    </w:rPr>
+                                  </w:pPr>
+                                  <w:r>
+                                    <w:rPr>
+                                      <w:rFonts w:eastAsia="Open Sans" w:cs="Open Sans" w:ascii="Open Sans" w:hAnsi="Open Sans"/>
+                                      <w:kern w:val="0"/>
+                                      <w:sz w:val="22"/>
+                                      <w:szCs w:val="22"/>
+                                      <w:lang w:val="pl-PL" w:eastAsia="pl-PL" w:bidi="ar-SA"/>
+                                    </w:rPr>
+                                    <w:t>{PLZ} {Stadt}</w:t>
+                                  </w:r>
+                                </w:p>
+                              </w:tc>
+                              <w:tc>
+                                <w:tcPr>
+                                  <w:tcW w:w="2401" w:type="dxa"/>
+                                  <w:tcBorders>
+                                    <w:top w:val="single" w:sz="8" w:space="0" w:color="FFFFFF"/>
+                                    <w:left w:val="single" w:sz="8" w:space="0" w:color="FFFFFF"/>
+                                    <w:bottom w:val="single" w:sz="8" w:space="0" w:color="FFFFFF"/>
+                                    <w:right w:val="single" w:sz="8" w:space="0" w:color="FFFFFF"/>
+                                  </w:tcBorders>
+                                </w:tcPr>
+                                <w:p>
+                                  <w:pPr>
+                                    <w:pStyle w:val="Normal"/>
+                                    <w:suppressAutoHyphens w:val="true"/>
+                                    <w:spacing w:lineRule="auto" w:line="276" w:before="0" w:after="0"/>
+                                    <w:ind w:right="127"/>
+                                    <w:jc w:val="left"/>
+                                    <w:rPr>
+                                      <w:rFonts w:ascii="Open Sans" w:hAnsi="Open Sans" w:eastAsia="Open Sans" w:cs="Open Sans"/>
+                                      <w:sz w:val="21"/>
+                                      <w:szCs w:val="21"/>
+                                      <w:lang w:val="de-DE"/>
+                                    </w:rPr>
+                                  </w:pPr>
+                                  <w:r>
+                                    <w:rPr>
+                                      <w:rFonts w:eastAsia="Open Sans" w:cs="Open Sans" w:ascii="Open Sans" w:hAnsi="Open Sans"/>
+                                      <w:color w:val="1F1F1F"/>
+                                      <w:kern w:val="0"/>
+                                      <w:sz w:val="21"/>
+                                      <w:szCs w:val="21"/>
+                                      <w:lang w:val="de-DE" w:eastAsia="pl-PL" w:bidi="ar-SA"/>
+                                    </w:rPr>
+                                    <w:t>Angebotsnummer</w:t>
+                                  </w:r>
+                                  <w:r>
+                                    <w:rPr>
+                                      <w:rFonts w:eastAsia="Open Sans" w:cs="Open Sans" w:ascii="Open Sans" w:hAnsi="Open Sans"/>
+                                      <w:kern w:val="0"/>
+                                      <w:sz w:val="21"/>
+                                      <w:szCs w:val="21"/>
+                                      <w:lang w:val="de-DE" w:eastAsia="pl-PL" w:bidi="ar-SA"/>
+                                    </w:rPr>
+                                    <w:t xml:space="preserve">        </w:t>
+                                  </w:r>
+                                  <w:r>
+                                    <w:rPr>
+                                      <w:rFonts w:eastAsia="Open Sans" w:cs="Open Sans" w:ascii="Open Sans" w:hAnsi="Open Sans"/>
+                                      <w:color w:val="1F1F1F"/>
+                                      <w:kern w:val="0"/>
+                                      <w:sz w:val="21"/>
+                                      <w:szCs w:val="21"/>
+                                      <w:lang w:val="de-DE" w:eastAsia="pl-PL" w:bidi="ar-SA"/>
+                                    </w:rPr>
+                                    <w:t>Datum</w:t>
+                                  </w:r>
+                                </w:p>
+                                <w:p>
+                                  <w:pPr>
+                                    <w:pStyle w:val="Normal"/>
+                                    <w:suppressAutoHyphens w:val="true"/>
+                                    <w:spacing w:lineRule="auto" w:line="276" w:before="0" w:after="0"/>
+                                    <w:ind w:right="127"/>
+                                    <w:jc w:val="left"/>
+                                    <w:rPr>
+                                      <w:rFonts w:ascii="Open Sans" w:hAnsi="Open Sans" w:eastAsia="Open Sans" w:cs="Open Sans"/>
+                                      <w:color w:val="1F1F1F"/>
+                                      <w:sz w:val="21"/>
+                                      <w:szCs w:val="21"/>
+                                      <w:lang w:val="de-DE"/>
+                                    </w:rPr>
+                                  </w:pPr>
+                                  <w:r>
+                                    <w:rPr>
+                                      <w:rFonts w:eastAsia="Open Sans" w:cs="Open Sans" w:ascii="Open Sans" w:hAnsi="Open Sans"/>
+                                      <w:color w:val="1F1F1F"/>
+                                      <w:kern w:val="0"/>
+                                      <w:sz w:val="21"/>
+                                      <w:szCs w:val="21"/>
+                                      <w:lang w:val="de-DE" w:eastAsia="pl-PL" w:bidi="ar-SA"/>
+                                    </w:rPr>
+                                    <w:t>Ansprechpartner</w:t>
+                                  </w:r>
+                                </w:p>
+                                <w:p>
+                                  <w:pPr>
+                                    <w:pStyle w:val="normal1"/>
+                                    <w:suppressAutoHyphens w:val="true"/>
+                                    <w:spacing w:lineRule="auto" w:line="276" w:before="0" w:after="0"/>
+                                    <w:ind w:right="127"/>
+                                    <w:jc w:val="left"/>
+                                    <w:rPr>
+                                      <w:rFonts w:ascii="Open Sans" w:hAnsi="Open Sans" w:eastAsia="Open Sans" w:cs="Open Sans"/>
+                                      <w:color w:val="070707"/>
+                                      <w:sz w:val="17"/>
+                                      <w:szCs w:val="17"/>
+                                      <w:lang w:val="de-DE"/>
+                                    </w:rPr>
+                                  </w:pPr>
+                                  <w:r>
+                                    <w:rPr>
+                                      <w:rFonts w:eastAsia="Open Sans" w:cs="Open Sans" w:ascii="Open Sans" w:hAnsi="Open Sans"/>
+                                      <w:color w:val="1F1F1F"/>
+                                      <w:kern w:val="0"/>
+                                      <w:sz w:val="21"/>
+                                      <w:szCs w:val="21"/>
+                                      <w:lang w:val="de-DE" w:eastAsia="pl-PL" w:bidi="ar-SA"/>
+                                    </w:rPr>
+                                    <w:t>Telefon</w:t>
+                                    <w:br/>
+                                    <w:t>E-Mail</w:t>
+                                  </w:r>
+                                </w:p>
+                                <w:p>
+                                  <w:pPr>
+                                    <w:pStyle w:val="Normal"/>
+                                    <w:suppressAutoHyphens w:val="true"/>
+                                    <w:spacing w:before="0" w:after="0"/>
+                                    <w:ind w:right="127"/>
+                                    <w:jc w:val="left"/>
+                                    <w:rPr>
+                                      <w:rFonts w:ascii="Open Sans" w:hAnsi="Open Sans"/>
+                                      <w:b w:val="false"/>
+                                      <w:bCs w:val="false"/>
+                                      <w:sz w:val="21"/>
+                                      <w:szCs w:val="21"/>
+                                    </w:rPr>
+                                  </w:pPr>
+                                  <w:r>
+                                    <w:rPr>
+                                      <w:rFonts w:ascii="Open Sans" w:hAnsi="Open Sans"/>
+                                      <w:b w:val="false"/>
+                                      <w:bCs w:val="false"/>
+                                      <w:sz w:val="21"/>
+                                      <w:szCs w:val="21"/>
+                                      <w:lang w:val="pl-PL"/>
+                                    </w:rPr>
+                                    <w:t>Referenz</w:t>
+                                  </w:r>
+                                </w:p>
+                                <w:p>
+                                  <w:pPr>
+                                    <w:pStyle w:val="normal1"/>
+                                    <w:suppressAutoHyphens w:val="true"/>
+                                    <w:spacing w:lineRule="auto" w:line="276" w:before="0" w:after="0"/>
+                                    <w:ind w:right="127"/>
+                                    <w:jc w:val="left"/>
+                                    <w:rPr>
+                                      <w:rFonts w:ascii="Open Sans" w:hAnsi="Open Sans" w:eastAsia="Open Sans" w:cs="Open Sans"/>
+                                      <w:color w:val="070707"/>
+                                      <w:sz w:val="17"/>
+                                      <w:szCs w:val="17"/>
+                                      <w:lang w:val="de-DE"/>
+                                    </w:rPr>
+                                  </w:pPr>
+                                  <w:r>
+                                    <w:rPr>
+                                      <w:rFonts w:eastAsia="Open Sans" w:cs="Open Sans" w:ascii="Open Sans" w:hAnsi="Open Sans"/>
+                                      <w:color w:val="070707"/>
+                                      <w:sz w:val="17"/>
+                                      <w:szCs w:val="17"/>
+                                      <w:lang w:val="de-DE"/>
+                                    </w:rPr>
+                                  </w:r>
+                                </w:p>
+                              </w:tc>
+                              <w:tc>
+                                <w:tcPr>
+                                  <w:tcW w:w="2835" w:type="dxa"/>
+                                  <w:tcBorders>
+                                    <w:top w:val="single" w:sz="8" w:space="0" w:color="FFFFFF"/>
+                                    <w:left w:val="single" w:sz="8" w:space="0" w:color="FFFFFF"/>
+                                    <w:bottom w:val="single" w:sz="8" w:space="0" w:color="FFFFFF"/>
+                                    <w:right w:val="single" w:sz="8" w:space="0" w:color="FFFFFF"/>
+                                  </w:tcBorders>
+                                </w:tcPr>
+                                <w:p>
+                                  <w:pPr>
+                                    <w:pStyle w:val="Normal"/>
+                                    <w:widowControl w:val="false"/>
+                                    <w:suppressAutoHyphens w:val="true"/>
+                                    <w:bidi w:val="0"/>
+                                    <w:spacing w:lineRule="auto" w:line="276" w:before="0" w:after="0"/>
+                                    <w:ind w:hanging="0" w:left="0" w:right="227"/>
+                                    <w:jc w:val="right"/>
+                                    <w:rPr/>
+                                  </w:pPr>
+                                  <w:r>
+                                    <w:rPr>
+                                      <w:rFonts w:eastAsia="Open Sans" w:cs="Open Sans" w:ascii="Open Sans" w:hAnsi="Open Sans"/>
+                                      <w:kern w:val="0"/>
+                                      <w:sz w:val="22"/>
+                                      <w:szCs w:val="22"/>
+                                      <w:lang w:val="de-DE" w:eastAsia="pl-PL" w:bidi="ar-SA"/>
+                                    </w:rPr>
+                                    <w:t>{</w:t>
+                                  </w:r>
+                                  <w:r>
+                                    <w:rPr>
+                                      <w:rFonts w:eastAsia="Open Sans" w:cs="Open Sans" w:ascii="Open Sans" w:hAnsi="Open Sans"/>
+                                      <w:color w:val="1F1F1F"/>
+                                      <w:kern w:val="0"/>
+                                      <w:sz w:val="21"/>
+                                      <w:szCs w:val="21"/>
+                                      <w:lang w:val="de-DE" w:eastAsia="pl-PL" w:bidi="ar-SA"/>
+                                    </w:rPr>
+                                    <w:t>Angebotsnummer</w:t>
+                                  </w:r>
+                                  <w:r>
+                                    <w:rPr>
+                                      <w:rFonts w:eastAsia="Open Sans" w:cs="Open Sans" w:ascii="Open Sans" w:hAnsi="Open Sans"/>
+                                      <w:kern w:val="0"/>
+                                      <w:sz w:val="22"/>
+                                      <w:szCs w:val="22"/>
+                                      <w:lang w:val="de-DE" w:eastAsia="pl-PL" w:bidi="ar-SA"/>
+                                    </w:rPr>
+                                    <w:t>}</w:t>
+                                  </w:r>
+                                </w:p>
+                                <w:p>
+                                  <w:pPr>
+                                    <w:pStyle w:val="Normal"/>
+                                    <w:widowControl w:val="false"/>
+                                    <w:suppressAutoHyphens w:val="true"/>
+                                    <w:bidi w:val="0"/>
+                                    <w:spacing w:lineRule="auto" w:line="276" w:before="0" w:after="0"/>
+                                    <w:ind w:hanging="0" w:left="0" w:right="227"/>
+                                    <w:jc w:val="right"/>
+                                    <w:rPr/>
+                                  </w:pPr>
+                                  <w:r>
+                                    <w:rPr>
+                                      <w:rFonts w:eastAsia="Open Sans" w:cs="Open Sans" w:ascii="Open Sans" w:hAnsi="Open Sans"/>
+                                      <w:kern w:val="0"/>
+                                      <w:sz w:val="22"/>
+                                      <w:szCs w:val="22"/>
+                                      <w:lang w:val="de-DE" w:eastAsia="pl-PL" w:bidi="ar-SA"/>
+                                    </w:rPr>
+                                    <w:t>{</w:t>
+                                  </w:r>
+                                  <w:r>
+                                    <w:rPr>
+                                      <w:rFonts w:eastAsia="Open Sans" w:cs="Open Sans" w:ascii="Open Sans" w:hAnsi="Open Sans"/>
+                                      <w:color w:val="1F1F1F"/>
+                                      <w:kern w:val="0"/>
+                                      <w:sz w:val="21"/>
+                                      <w:szCs w:val="21"/>
+                                      <w:lang w:val="de-DE" w:eastAsia="pl-PL" w:bidi="ar-SA"/>
+                                    </w:rPr>
+                                    <w:t>Datum</w:t>
+                                  </w:r>
+                                  <w:r>
+                                    <w:rPr>
+                                      <w:rFonts w:eastAsia="Open Sans" w:cs="Open Sans" w:ascii="Open Sans" w:hAnsi="Open Sans"/>
+                                      <w:kern w:val="0"/>
+                                      <w:sz w:val="22"/>
+                                      <w:szCs w:val="22"/>
+                                      <w:lang w:val="de-DE" w:eastAsia="pl-PL" w:bidi="ar-SA"/>
+                                    </w:rPr>
+                                    <w:t>}</w:t>
+                                  </w:r>
+                                  <w:r>
+                                    <w:rPr>
+                                      <w:rFonts w:eastAsia="Calibri" w:cs="Calibri"/>
+                                      <w:kern w:val="0"/>
+                                      <w:sz w:val="22"/>
+                                      <w:szCs w:val="22"/>
+                                      <w:lang w:val="de-DE" w:eastAsia="pl-PL" w:bidi="ar-SA"/>
+                                    </w:rPr>
+                                    <w:br/>
+                                  </w:r>
+                                  <w:r>
+                                    <w:rPr>
+                                      <w:rFonts w:eastAsia="Open Sans" w:cs="Open Sans" w:ascii="Open Sans" w:hAnsi="Open Sans"/>
+                                      <w:kern w:val="0"/>
+                                      <w:sz w:val="22"/>
+                                      <w:szCs w:val="22"/>
+                                      <w:lang w:val="de-DE" w:eastAsia="pl-PL" w:bidi="ar-SA"/>
+                                    </w:rPr>
+                                    <w:t>{</w:t>
+                                  </w:r>
+                                  <w:r>
+                                    <w:rPr>
+                                      <w:rFonts w:eastAsia="Open Sans" w:cs="Open Sans" w:ascii="Open Sans" w:hAnsi="Open Sans"/>
+                                      <w:color w:val="1F1F1F"/>
+                                      <w:kern w:val="0"/>
+                                      <w:sz w:val="21"/>
+                                      <w:szCs w:val="21"/>
+                                      <w:lang w:val="de-DE" w:eastAsia="pl-PL" w:bidi="ar-SA"/>
+                                    </w:rPr>
+                                    <w:t>Ansprechpartner</w:t>
+                                  </w:r>
+                                  <w:r>
+                                    <w:rPr>
+                                      <w:rFonts w:eastAsia="Open Sans" w:cs="Open Sans" w:ascii="Open Sans" w:hAnsi="Open Sans"/>
+                                      <w:kern w:val="0"/>
+                                      <w:sz w:val="22"/>
+                                      <w:szCs w:val="22"/>
+                                      <w:lang w:val="de-DE" w:eastAsia="pl-PL" w:bidi="ar-SA"/>
+                                    </w:rPr>
+                                    <w:t>}</w:t>
+                                  </w:r>
+                                  <w:r>
+                                    <w:rPr>
+                                      <w:rFonts w:eastAsia="Calibri" w:cs="Calibri"/>
+                                      <w:kern w:val="0"/>
+                                      <w:sz w:val="22"/>
+                                      <w:szCs w:val="22"/>
+                                      <w:lang w:val="de-DE" w:eastAsia="pl-PL" w:bidi="ar-SA"/>
+                                    </w:rPr>
+                                    <w:br/>
+                                  </w:r>
+                                  <w:r>
+                                    <w:rPr>
+                                      <w:rFonts w:eastAsia="Open Sans" w:cs="Open Sans" w:ascii="Open Sans" w:hAnsi="Open Sans"/>
+                                      <w:color w:val="1F1F1F"/>
+                                      <w:kern w:val="0"/>
+                                      <w:sz w:val="21"/>
+                                      <w:szCs w:val="21"/>
+                                      <w:lang w:val="de-DE" w:eastAsia="pl-PL" w:bidi="ar-SA"/>
+                                    </w:rPr>
+                                    <w:t xml:space="preserve">          09281 5915900</w:t>
+                                  </w:r>
+                                </w:p>
+                                <w:p>
+                                  <w:pPr>
+                                    <w:pStyle w:val="normal1"/>
+                                    <w:widowControl w:val="false"/>
+                                    <w:suppressAutoHyphens w:val="true"/>
+                                    <w:bidi w:val="0"/>
+                                    <w:spacing w:lineRule="auto" w:line="276" w:before="0" w:after="0"/>
+                                    <w:ind w:hanging="0" w:left="0" w:right="227"/>
+                                    <w:jc w:val="right"/>
+                                    <w:rPr/>
+                                  </w:pPr>
+                                  <w:hyperlink r:id="rId2">
+                                    <w:r>
+                                      <w:rPr>
+                                        <w:rStyle w:val="Hyperlink"/>
+                                        <w:rFonts w:eastAsia="Open Sans" w:cs="Open Sans" w:ascii="Open Sans" w:hAnsi="Open Sans"/>
+                                        <w:color w:val="1F1F1F"/>
+                                        <w:kern w:val="0"/>
+                                        <w:sz w:val="21"/>
+                                        <w:szCs w:val="21"/>
+                                        <w:lang w:val="de-DE" w:eastAsia="pl-PL" w:bidi="ar-SA"/>
+                                      </w:rPr>
+                                      <w:t>service@e-m-c-2.de</w:t>
+                                    </w:r>
+                                  </w:hyperlink>
+                                </w:p>
+                                <w:p>
+                                  <w:pPr>
+                                    <w:pStyle w:val="normal1"/>
+                                    <w:widowControl w:val="false"/>
+                                    <w:suppressAutoHyphens w:val="true"/>
+                                    <w:bidi w:val="0"/>
+                                    <w:spacing w:lineRule="auto" w:line="276" w:before="0" w:after="0"/>
+                                    <w:ind w:hanging="0" w:left="0" w:right="227"/>
+                                    <w:jc w:val="right"/>
+                                    <w:rPr/>
+                                  </w:pPr>
+                                  <w:r>
+                                    <w:rPr>
+                                      <w:rFonts w:eastAsia="Open Sans" w:cs="Open Sans" w:ascii="Open Sans" w:hAnsi="Open Sans"/>
+                                      <w:color w:val="070707"/>
+                                      <w:kern w:val="0"/>
+                                      <w:sz w:val="21"/>
+                                      <w:szCs w:val="21"/>
+                                      <w:lang w:val="de-DE" w:eastAsia="pl-PL" w:bidi="ar-SA"/>
+                                    </w:rPr>
+                                    <w:t>{Kundennummer}</w:t>
+                                  </w:r>
+                                </w:p>
+                              </w:tc>
+                            </w:tr>
+                          </w:tbl>
+                          <w:p>
+                            <w:pPr>
+                              <w:pStyle w:val="Normal"/>
+                              <w:widowControl w:val="false"/>
+                              <w:suppressAutoHyphens w:val="true"/>
+                              <w:bidi w:val="0"/>
+                              <w:spacing w:before="171" w:after="0"/>
+                              <w:ind w:hanging="0" w:left="0" w:right="5216"/>
+                              <w:jc w:val="left"/>
+                              <w:rPr>
+                                <w:rFonts w:ascii="Open Sans" w:hAnsi="Open Sans" w:eastAsia="Open Sans" w:cs="Open Sans"/>
+                                <w:color w:val="070707"/>
+                                <w:sz w:val="17"/>
+                                <w:szCs w:val="17"/>
+                              </w:rPr>
+                            </w:pPr>
+                            <w:r>
+                              <w:rPr>
+                                <w:rFonts w:eastAsia="Open Sans" w:cs="Open Sans" w:ascii="Open Sans" w:hAnsi="Open Sans"/>
+                                <w:color w:val="070707"/>
+                                <w:sz w:val="17"/>
+                                <w:szCs w:val="17"/>
+                              </w:rPr>
+                            </w:r>
+                          </w:p>
+                        </w:txbxContent>
+                      </wps:txbx>
+                      <wps:bodyPr anchor="t" lIns="0" tIns="0" rIns="0" bIns="0">
+                        <a:noAutofit/>
+                      </wps:bodyPr>
+                    </wps:wsp>
+                  </a:graphicData>
+                </a:graphic>
+              </wp:anchor>
+            </w:drawing>
+          </mc:Choice>
+          <mc:Fallback>
+            <w:pict>
+              <v:rect style="position:absolute;rotation:-0;width:498.65pt;height:180.2pt;mso-wrap-distance-left:5.7pt;mso-wrap-distance-right:5.7pt;mso-wrap-distance-top:5.7pt;mso-wrap-distance-bottom:5.7pt;margin-top:116.2pt;mso-position-vertical-relative:page;margin-left:56.7pt;mso-position-horizontal-relative:page">
+                <v:textbox inset="0in,0in,0in,0in">
+                  <w:txbxContent>
+                    <w:p>
+                      <w:pPr>
+                        <w:pStyle w:val="Normal"/>
+                        <w:widowControl w:val="false"/>
+                        <w:suppressAutoHyphens w:val="true"/>
+                        <w:bidi w:val="0"/>
+                        <w:spacing w:before="170" w:after="170"/>
+                        <w:ind w:hanging="0" w:left="0" w:right="5216"/>
+                        <w:jc w:val="left"/>
+                        <w:rPr>
+                          <w:rFonts w:ascii="Open Sans" w:hAnsi="Open Sans" w:eastAsia="Open Sans" w:cs="Open Sans"/>
+                          <w:color w:val="070707"/>
+                          <w:sz w:val="17"/>
+                          <w:szCs w:val="17"/>
+                        </w:rPr>
+                      </w:pPr>
+                      <w:r>
+                        <w:rPr>
+                          <w:rFonts w:eastAsia="Open Sans" w:cs="Open Sans" w:ascii="Open Sans" w:hAnsi="Open Sans"/>
+                          <w:color w:val="070707"/>
+                          <w:sz w:val="17"/>
+                          <w:szCs w:val="17"/>
+                        </w:rPr>
+                        <w:t>EmC2 Attila Landgrafe, Waldstraße 5, 95032 Hof</w:t>
+                      </w:r>
+                    </w:p>
+                    <w:p>
+                      <w:pPr>
+                        <w:pStyle w:val="Normal"/>
+                        <w:widowControl w:val="false"/>
+                        <w:suppressAutoHyphens w:val="true"/>
+                        <w:bidi w:val="0"/>
+                        <w:spacing w:before="170" w:after="170"/>
+                        <w:ind w:hanging="0" w:left="0" w:right="5216"/>
+                        <w:jc w:val="left"/>
+                        <w:rPr>
+                          <w:rFonts w:ascii="Open Sans" w:hAnsi="Open Sans" w:eastAsia="Open Sans" w:cs="Open Sans"/>
+                          <w:color w:val="070707"/>
+                          <w:sz w:val="17"/>
+                          <w:szCs w:val="17"/>
+                        </w:rPr>
+                      </w:pPr>
+                      <w:r>
+                        <w:rPr>
+                          <w:rFonts w:eastAsia="Open Sans" w:cs="Open Sans" w:ascii="Open Sans" w:hAnsi="Open Sans"/>
+                          <w:color w:val="070707"/>
+                          <w:sz w:val="17"/>
+                          <w:szCs w:val="17"/>
+                        </w:rPr>
+                      </w:r>
+                    </w:p>
+                    <w:tbl>
+                      <w:tblPr>
+                        <w:tblStyle w:val="NormalTable0"/>
+                        <w:tblW w:w="10035" w:type="dxa"/>
+                        <w:jc w:val="left"/>
+                        <w:tblInd w:w="0" w:type="dxa"/>
+                        <w:tblLayout w:type="fixed"/>
+                        <w:tblCellMar>
+                          <w:top w:w="0" w:type="dxa"/>
+                          <w:left w:w="10" w:type="dxa"/>
+                          <w:bottom w:w="0" w:type="dxa"/>
+                          <w:right w:w="10" w:type="dxa"/>
+                        </w:tblCellMar>
+                        <w:tblLook w:val="04a0" w:noVBand="1" w:noHBand="0" w:lastColumn="0" w:firstColumn="1" w:lastRow="0" w:firstRow="1"/>
+                      </w:tblPr>
+                      <w:tblGrid>
+                        <w:gridCol w:w="4799"/>
+                        <w:gridCol w:w="2401"/>
+                        <w:gridCol w:w="2835"/>
+                      </w:tblGrid>
+                      <w:tr>
+                        <w:trPr>
+                          <w:trHeight w:val="1380" w:hRule="atLeast"/>
+                        </w:trPr>
+                        <w:tc>
+                          <w:tcPr>
+                            <w:tcW w:w="4799" w:type="dxa"/>
+                            <w:tcBorders>
+                              <w:top w:val="single" w:sz="8" w:space="0" w:color="FFFFFF"/>
+                              <w:left w:val="single" w:sz="8" w:space="0" w:color="FFFFFF"/>
+                              <w:bottom w:val="single" w:sz="8" w:space="0" w:color="FFFFFF"/>
+                              <w:right w:val="single" w:sz="8" w:space="0" w:color="FFFFFF"/>
+                            </w:tcBorders>
+                          </w:tcPr>
+                          <w:p>
+                            <w:pPr>
+                              <w:pStyle w:val="Normal"/>
+                              <w:suppressAutoHyphens w:val="true"/>
+                              <w:spacing w:lineRule="auto" w:line="278" w:before="0" w:after="0"/>
+                              <w:ind w:right="314"/>
+                              <w:jc w:val="left"/>
+                              <w:rPr>
+                                <w:rFonts w:ascii="Open Sans" w:hAnsi="Open Sans" w:eastAsia="Open Sans" w:cs="Open Sans"/>
+                              </w:rPr>
+                            </w:pPr>
+                            <w:r>
+                              <w:rPr>
+                                <w:rFonts w:eastAsia="Open Sans" w:cs="Open Sans" w:ascii="Open Sans" w:hAnsi="Open Sans"/>
+                                <w:kern w:val="0"/>
+                                <w:sz w:val="22"/>
+                                <w:szCs w:val="22"/>
+                                <w:lang w:val="pl-PL" w:eastAsia="pl-PL" w:bidi="ar-SA"/>
+                              </w:rPr>
+                              <w:t>{Anrede}</w:t>
+                            </w:r>
+                          </w:p>
+                          <w:p>
+                            <w:pPr>
+                              <w:pStyle w:val="Normal"/>
+                              <w:suppressAutoHyphens w:val="true"/>
+                              <w:spacing w:lineRule="auto" w:line="278" w:before="0" w:after="0"/>
+                              <w:ind w:right="314"/>
+                              <w:jc w:val="left"/>
+                              <w:rPr>
+                                <w:rFonts w:ascii="Open Sans" w:hAnsi="Open Sans" w:eastAsia="Open Sans" w:cs="Open Sans"/>
+                                <w:color w:val="1F1F1F"/>
+                              </w:rPr>
+                            </w:pPr>
+                            <w:r>
+                              <w:rPr>
+                                <w:rFonts w:eastAsia="Open Sans" w:cs="Open Sans" w:ascii="Open Sans" w:hAnsi="Open Sans"/>
+                                <w:kern w:val="0"/>
+                                <w:sz w:val="22"/>
+                                <w:szCs w:val="22"/>
+                                <w:lang w:val="pl-PL" w:eastAsia="pl-PL" w:bidi="ar-SA"/>
+                              </w:rPr>
+                              <w:t>{Vorname} {Nachname}</w:t>
+                            </w:r>
+                          </w:p>
+                          <w:p>
+                            <w:pPr>
+                              <w:pStyle w:val="Normal"/>
+                              <w:suppressAutoHyphens w:val="true"/>
+                              <w:spacing w:lineRule="auto" w:line="278" w:before="0" w:after="0"/>
+                              <w:ind w:right="314"/>
+                              <w:jc w:val="left"/>
+                              <w:rPr>
+                                <w:rFonts w:ascii="Open Sans" w:hAnsi="Open Sans" w:eastAsia="Open Sans" w:cs="Open Sans"/>
+                                <w:color w:val="1F1F1F"/>
+                              </w:rPr>
+                            </w:pPr>
+                            <w:r>
+                              <w:rPr>
+                                <w:rFonts w:eastAsia="Open Sans" w:cs="Open Sans" w:ascii="Open Sans" w:hAnsi="Open Sans"/>
+                                <w:kern w:val="0"/>
+                                <w:sz w:val="22"/>
+                                <w:szCs w:val="22"/>
+                                <w:lang w:val="pl-PL" w:eastAsia="pl-PL" w:bidi="ar-SA"/>
+                              </w:rPr>
+                              <w:t>{Adresse}</w:t>
+                            </w:r>
+                          </w:p>
+                          <w:p>
+                            <w:pPr>
+                              <w:pStyle w:val="normal1"/>
+                              <w:suppressAutoHyphens w:val="true"/>
+                              <w:spacing w:lineRule="auto" w:line="278" w:before="0" w:after="0"/>
+                              <w:ind w:right="314"/>
+                              <w:jc w:val="left"/>
+                              <w:rPr>
+                                <w:rFonts w:ascii="Open Sans" w:hAnsi="Open Sans" w:eastAsia="Open Sans" w:cs="Open Sans"/>
+                                <w:color w:val="070707"/>
+                                <w:sz w:val="17"/>
+                                <w:szCs w:val="17"/>
+                              </w:rPr>
+                            </w:pPr>
+                            <w:r>
+                              <w:rPr>
+                                <w:rFonts w:eastAsia="Open Sans" w:cs="Open Sans" w:ascii="Open Sans" w:hAnsi="Open Sans"/>
+                                <w:kern w:val="0"/>
+                                <w:sz w:val="22"/>
+                                <w:szCs w:val="22"/>
+                                <w:lang w:val="pl-PL" w:eastAsia="pl-PL" w:bidi="ar-SA"/>
+                              </w:rPr>
+                              <w:t>{PLZ} {Stadt}</w:t>
+                            </w:r>
+                          </w:p>
+                        </w:tc>
+                        <w:tc>
+                          <w:tcPr>
+                            <w:tcW w:w="2401" w:type="dxa"/>
+                            <w:tcBorders>
+                              <w:top w:val="single" w:sz="8" w:space="0" w:color="FFFFFF"/>
+                              <w:left w:val="single" w:sz="8" w:space="0" w:color="FFFFFF"/>
+                              <w:bottom w:val="single" w:sz="8" w:space="0" w:color="FFFFFF"/>
+                              <w:right w:val="single" w:sz="8" w:space="0" w:color="FFFFFF"/>
+                            </w:tcBorders>
+                          </w:tcPr>
+                          <w:p>
+                            <w:pPr>
+                              <w:pStyle w:val="Normal"/>
+                              <w:suppressAutoHyphens w:val="true"/>
+                              <w:spacing w:lineRule="auto" w:line="276" w:before="0" w:after="0"/>
+                              <w:ind w:right="127"/>
+                              <w:jc w:val="left"/>
+                              <w:rPr>
+                                <w:rFonts w:ascii="Open Sans" w:hAnsi="Open Sans" w:eastAsia="Open Sans" w:cs="Open Sans"/>
+                                <w:sz w:val="21"/>
+                                <w:szCs w:val="21"/>
+                                <w:lang w:val="de-DE"/>
+                              </w:rPr>
+                            </w:pPr>
+                            <w:r>
+                              <w:rPr>
+                                <w:rFonts w:eastAsia="Open Sans" w:cs="Open Sans" w:ascii="Open Sans" w:hAnsi="Open Sans"/>
+                                <w:color w:val="1F1F1F"/>
+                                <w:kern w:val="0"/>
+                                <w:sz w:val="21"/>
+                                <w:szCs w:val="21"/>
+                                <w:lang w:val="de-DE" w:eastAsia="pl-PL" w:bidi="ar-SA"/>
+                              </w:rPr>
+                              <w:t>Angebotsnummer</w:t>
+                            </w:r>
+                            <w:r>
+                              <w:rPr>
+                                <w:rFonts w:eastAsia="Open Sans" w:cs="Open Sans" w:ascii="Open Sans" w:hAnsi="Open Sans"/>
+                                <w:kern w:val="0"/>
+                                <w:sz w:val="21"/>
+                                <w:szCs w:val="21"/>
+                                <w:lang w:val="de-DE" w:eastAsia="pl-PL" w:bidi="ar-SA"/>
+                              </w:rPr>
+                              <w:t xml:space="preserve">        </w:t>
+                            </w:r>
+                            <w:r>
+                              <w:rPr>
+                                <w:rFonts w:eastAsia="Open Sans" w:cs="Open Sans" w:ascii="Open Sans" w:hAnsi="Open Sans"/>
+                                <w:color w:val="1F1F1F"/>
+                                <w:kern w:val="0"/>
+                                <w:sz w:val="21"/>
+                                <w:szCs w:val="21"/>
+                                <w:lang w:val="de-DE" w:eastAsia="pl-PL" w:bidi="ar-SA"/>
+                              </w:rPr>
+                              <w:t>Datum</w:t>
+                            </w:r>
+                          </w:p>
+                          <w:p>
+                            <w:pPr>
+                              <w:pStyle w:val="Normal"/>
+                              <w:suppressAutoHyphens w:val="true"/>
+                              <w:spacing w:lineRule="auto" w:line="276" w:before="0" w:after="0"/>
+                              <w:ind w:right="127"/>
+                              <w:jc w:val="left"/>
+                              <w:rPr>
+                                <w:rFonts w:ascii="Open Sans" w:hAnsi="Open Sans" w:eastAsia="Open Sans" w:cs="Open Sans"/>
+                                <w:color w:val="1F1F1F"/>
+                                <w:sz w:val="21"/>
+                                <w:szCs w:val="21"/>
+                                <w:lang w:val="de-DE"/>
+                              </w:rPr>
+                            </w:pPr>
+                            <w:r>
+                              <w:rPr>
+                                <w:rFonts w:eastAsia="Open Sans" w:cs="Open Sans" w:ascii="Open Sans" w:hAnsi="Open Sans"/>
+                                <w:color w:val="1F1F1F"/>
+                                <w:kern w:val="0"/>
+                                <w:sz w:val="21"/>
+                                <w:szCs w:val="21"/>
+                                <w:lang w:val="de-DE" w:eastAsia="pl-PL" w:bidi="ar-SA"/>
+                              </w:rPr>
+                              <w:t>Ansprechpartner</w:t>
+                            </w:r>
+                          </w:p>
+                          <w:p>
+                            <w:pPr>
+                              <w:pStyle w:val="normal1"/>
+                              <w:suppressAutoHyphens w:val="true"/>
+                              <w:spacing w:lineRule="auto" w:line="276" w:before="0" w:after="0"/>
+                              <w:ind w:right="127"/>
+                              <w:jc w:val="left"/>
+                              <w:rPr>
+                                <w:rFonts w:ascii="Open Sans" w:hAnsi="Open Sans" w:eastAsia="Open Sans" w:cs="Open Sans"/>
+                                <w:color w:val="070707"/>
+                                <w:sz w:val="17"/>
+                                <w:szCs w:val="17"/>
+                                <w:lang w:val="de-DE"/>
+                              </w:rPr>
+                            </w:pPr>
+                            <w:r>
+                              <w:rPr>
+                                <w:rFonts w:eastAsia="Open Sans" w:cs="Open Sans" w:ascii="Open Sans" w:hAnsi="Open Sans"/>
+                                <w:color w:val="1F1F1F"/>
+                                <w:kern w:val="0"/>
+                                <w:sz w:val="21"/>
+                                <w:szCs w:val="21"/>
+                                <w:lang w:val="de-DE" w:eastAsia="pl-PL" w:bidi="ar-SA"/>
+                              </w:rPr>
+                              <w:t>Telefon</w:t>
+                              <w:br/>
+                              <w:t>E-Mail</w:t>
+                            </w:r>
+                          </w:p>
+                          <w:p>
+                            <w:pPr>
+                              <w:pStyle w:val="Normal"/>
+                              <w:suppressAutoHyphens w:val="true"/>
+                              <w:spacing w:before="0" w:after="0"/>
+                              <w:ind w:right="127"/>
+                              <w:jc w:val="left"/>
+                              <w:rPr>
+                                <w:rFonts w:ascii="Open Sans" w:hAnsi="Open Sans"/>
+                                <w:b w:val="false"/>
+                                <w:bCs w:val="false"/>
+                                <w:sz w:val="21"/>
+                                <w:szCs w:val="21"/>
+                              </w:rPr>
+                            </w:pPr>
+                            <w:r>
+                              <w:rPr>
+                                <w:rFonts w:ascii="Open Sans" w:hAnsi="Open Sans"/>
+                                <w:b w:val="false"/>
+                                <w:bCs w:val="false"/>
+                                <w:sz w:val="21"/>
+                                <w:szCs w:val="21"/>
+                                <w:lang w:val="pl-PL"/>
+                              </w:rPr>
+                              <w:t>Referenz</w:t>
+                            </w:r>
+                          </w:p>
+                          <w:p>
+                            <w:pPr>
+                              <w:pStyle w:val="normal1"/>
+                              <w:suppressAutoHyphens w:val="true"/>
+                              <w:spacing w:lineRule="auto" w:line="276" w:before="0" w:after="0"/>
+                              <w:ind w:right="127"/>
+                              <w:jc w:val="left"/>
+                              <w:rPr>
+                                <w:rFonts w:ascii="Open Sans" w:hAnsi="Open Sans" w:eastAsia="Open Sans" w:cs="Open Sans"/>
+                                <w:color w:val="070707"/>
+                                <w:sz w:val="17"/>
+                                <w:szCs w:val="17"/>
+                                <w:lang w:val="de-DE"/>
+                              </w:rPr>
+                            </w:pPr>
+                            <w:r>
+                              <w:rPr>
+                                <w:rFonts w:eastAsia="Open Sans" w:cs="Open Sans" w:ascii="Open Sans" w:hAnsi="Open Sans"/>
+                                <w:color w:val="070707"/>
+                                <w:sz w:val="17"/>
+                                <w:szCs w:val="17"/>
+                                <w:lang w:val="de-DE"/>
+                              </w:rPr>
+                            </w:r>
+                          </w:p>
+                        </w:tc>
+                        <w:tc>
+                          <w:tcPr>
+                            <w:tcW w:w="2835" w:type="dxa"/>
+                            <w:tcBorders>
+                              <w:top w:val="single" w:sz="8" w:space="0" w:color="FFFFFF"/>
+                              <w:left w:val="single" w:sz="8" w:space="0" w:color="FFFFFF"/>
+                              <w:bottom w:val="single" w:sz="8" w:space="0" w:color="FFFFFF"/>
+                              <w:right w:val="single" w:sz="8" w:space="0" w:color="FFFFFF"/>
+                            </w:tcBorders>
+                          </w:tcPr>
+                          <w:p>
+                            <w:pPr>
+                              <w:pStyle w:val="Normal"/>
+                              <w:widowControl w:val="false"/>
+                              <w:suppressAutoHyphens w:val="true"/>
+                              <w:bidi w:val="0"/>
+                              <w:spacing w:lineRule="auto" w:line="276" w:before="0" w:after="0"/>
+                              <w:ind w:hanging="0" w:left="0" w:right="227"/>
+                              <w:jc w:val="right"/>
+                              <w:rPr/>
+                            </w:pPr>
+                            <w:r>
+                              <w:rPr>
+                                <w:rFonts w:eastAsia="Open Sans" w:cs="Open Sans" w:ascii="Open Sans" w:hAnsi="Open Sans"/>
+                                <w:kern w:val="0"/>
+                                <w:sz w:val="22"/>
+                                <w:szCs w:val="22"/>
+                                <w:lang w:val="de-DE" w:eastAsia="pl-PL" w:bidi="ar-SA"/>
+                              </w:rPr>
+                              <w:t>{</w:t>
+                            </w:r>
+                            <w:r>
+                              <w:rPr>
+                                <w:rFonts w:eastAsia="Open Sans" w:cs="Open Sans" w:ascii="Open Sans" w:hAnsi="Open Sans"/>
+                                <w:color w:val="1F1F1F"/>
+                                <w:kern w:val="0"/>
+                                <w:sz w:val="21"/>
+                                <w:szCs w:val="21"/>
+                                <w:lang w:val="de-DE" w:eastAsia="pl-PL" w:bidi="ar-SA"/>
+                              </w:rPr>
+                              <w:t>Angebotsnummer</w:t>
+                            </w:r>
+                            <w:r>
+                              <w:rPr>
+                                <w:rFonts w:eastAsia="Open Sans" w:cs="Open Sans" w:ascii="Open Sans" w:hAnsi="Open Sans"/>
+                                <w:kern w:val="0"/>
+                                <w:sz w:val="22"/>
+                                <w:szCs w:val="22"/>
+                                <w:lang w:val="de-DE" w:eastAsia="pl-PL" w:bidi="ar-SA"/>
+                              </w:rPr>
+                              <w:t>}</w:t>
+                            </w:r>
+                          </w:p>
+                          <w:p>
+                            <w:pPr>
+                              <w:pStyle w:val="Normal"/>
+                              <w:widowControl w:val="false"/>
+                              <w:suppressAutoHyphens w:val="true"/>
+                              <w:bidi w:val="0"/>
+                              <w:spacing w:lineRule="auto" w:line="276" w:before="0" w:after="0"/>
+                              <w:ind w:hanging="0" w:left="0" w:right="227"/>
+                              <w:jc w:val="right"/>
+                              <w:rPr/>
+                            </w:pPr>
+                            <w:r>
+                              <w:rPr>
+                                <w:rFonts w:eastAsia="Open Sans" w:cs="Open Sans" w:ascii="Open Sans" w:hAnsi="Open Sans"/>
+                                <w:kern w:val="0"/>
+                                <w:sz w:val="22"/>
+                                <w:szCs w:val="22"/>
+                                <w:lang w:val="de-DE" w:eastAsia="pl-PL" w:bidi="ar-SA"/>
+                              </w:rPr>
+                              <w:t>{</w:t>
+                            </w:r>
+                            <w:r>
+                              <w:rPr>
+                                <w:rFonts w:eastAsia="Open Sans" w:cs="Open Sans" w:ascii="Open Sans" w:hAnsi="Open Sans"/>
+                                <w:color w:val="1F1F1F"/>
+                                <w:kern w:val="0"/>
+                                <w:sz w:val="21"/>
+                                <w:szCs w:val="21"/>
+                                <w:lang w:val="de-DE" w:eastAsia="pl-PL" w:bidi="ar-SA"/>
+                              </w:rPr>
+                              <w:t>Datum</w:t>
+                            </w:r>
+                            <w:r>
+                              <w:rPr>
+                                <w:rFonts w:eastAsia="Open Sans" w:cs="Open Sans" w:ascii="Open Sans" w:hAnsi="Open Sans"/>
+                                <w:kern w:val="0"/>
+                                <w:sz w:val="22"/>
+                                <w:szCs w:val="22"/>
+                                <w:lang w:val="de-DE" w:eastAsia="pl-PL" w:bidi="ar-SA"/>
+                              </w:rPr>
+                              <w:t>}</w:t>
+                            </w:r>
+                            <w:r>
+                              <w:rPr>
+                                <w:rFonts w:eastAsia="Calibri" w:cs="Calibri"/>
+                                <w:kern w:val="0"/>
+                                <w:sz w:val="22"/>
+                                <w:szCs w:val="22"/>
+                                <w:lang w:val="de-DE" w:eastAsia="pl-PL" w:bidi="ar-SA"/>
+                              </w:rPr>
+                              <w:br/>
+                            </w:r>
+                            <w:r>
+                              <w:rPr>
+                                <w:rFonts w:eastAsia="Open Sans" w:cs="Open Sans" w:ascii="Open Sans" w:hAnsi="Open Sans"/>
+                                <w:kern w:val="0"/>
+                                <w:sz w:val="22"/>
+                                <w:szCs w:val="22"/>
+                                <w:lang w:val="de-DE" w:eastAsia="pl-PL" w:bidi="ar-SA"/>
+                              </w:rPr>
+                              <w:t>{</w:t>
+                            </w:r>
+                            <w:r>
+                              <w:rPr>
+                                <w:rFonts w:eastAsia="Open Sans" w:cs="Open Sans" w:ascii="Open Sans" w:hAnsi="Open Sans"/>
+                                <w:color w:val="1F1F1F"/>
+                                <w:kern w:val="0"/>
+                                <w:sz w:val="21"/>
+                                <w:szCs w:val="21"/>
+                                <w:lang w:val="de-DE" w:eastAsia="pl-PL" w:bidi="ar-SA"/>
+                              </w:rPr>
+                              <w:t>Ansprechpartner</w:t>
+                            </w:r>
+                            <w:r>
+                              <w:rPr>
+                                <w:rFonts w:eastAsia="Open Sans" w:cs="Open Sans" w:ascii="Open Sans" w:hAnsi="Open Sans"/>
+                                <w:kern w:val="0"/>
+                                <w:sz w:val="22"/>
+                                <w:szCs w:val="22"/>
+                                <w:lang w:val="de-DE" w:eastAsia="pl-PL" w:bidi="ar-SA"/>
+                              </w:rPr>
+                              <w:t>}</w:t>
+                            </w:r>
+                            <w:r>
+                              <w:rPr>
+                                <w:rFonts w:eastAsia="Calibri" w:cs="Calibri"/>
+                                <w:kern w:val="0"/>
+                                <w:sz w:val="22"/>
+                                <w:szCs w:val="22"/>
+                                <w:lang w:val="de-DE" w:eastAsia="pl-PL" w:bidi="ar-SA"/>
+                              </w:rPr>
+                              <w:br/>
+                            </w:r>
+                            <w:r>
+                              <w:rPr>
+                                <w:rFonts w:eastAsia="Open Sans" w:cs="Open Sans" w:ascii="Open Sans" w:hAnsi="Open Sans"/>
+                                <w:color w:val="1F1F1F"/>
+                                <w:kern w:val="0"/>
+                                <w:sz w:val="21"/>
+                                <w:szCs w:val="21"/>
+                                <w:lang w:val="de-DE" w:eastAsia="pl-PL" w:bidi="ar-SA"/>
+                              </w:rPr>
+                              <w:t xml:space="preserve">          09281 5915900</w:t>
+                            </w:r>
+                          </w:p>
+                          <w:p>
+                            <w:pPr>
+                              <w:pStyle w:val="normal1"/>
+                              <w:widowControl w:val="false"/>
+                              <w:suppressAutoHyphens w:val="true"/>
+                              <w:bidi w:val="0"/>
+                              <w:spacing w:lineRule="auto" w:line="276" w:before="0" w:after="0"/>
+                              <w:ind w:hanging="0" w:left="0" w:right="227"/>
+                              <w:jc w:val="right"/>
+                              <w:rPr/>
+                            </w:pPr>
+                            <w:hyperlink r:id="rId3">
+                              <w:r>
+                                <w:rPr>
+                                  <w:rStyle w:val="Hyperlink"/>
+                                  <w:rFonts w:eastAsia="Open Sans" w:cs="Open Sans" w:ascii="Open Sans" w:hAnsi="Open Sans"/>
+                                  <w:color w:val="1F1F1F"/>
+                                  <w:kern w:val="0"/>
+                                  <w:sz w:val="21"/>
+                                  <w:szCs w:val="21"/>
+                                  <w:lang w:val="de-DE" w:eastAsia="pl-PL" w:bidi="ar-SA"/>
+                                </w:rPr>
+                                <w:t>service@e-m-c-2.de</w:t>
+                              </w:r>
+                            </w:hyperlink>
+                          </w:p>
+                          <w:p>
+                            <w:pPr>
+                              <w:pStyle w:val="normal1"/>
+                              <w:widowControl w:val="false"/>
+                              <w:suppressAutoHyphens w:val="true"/>
+                              <w:bidi w:val="0"/>
+                              <w:spacing w:lineRule="auto" w:line="276" w:before="0" w:after="0"/>
+                              <w:ind w:hanging="0" w:left="0" w:right="227"/>
+                              <w:jc w:val="right"/>
+                              <w:rPr/>
+                            </w:pPr>
+                            <w:r>
+                              <w:rPr>
+                                <w:rFonts w:eastAsia="Open Sans" w:cs="Open Sans" w:ascii="Open Sans" w:hAnsi="Open Sans"/>
+                                <w:color w:val="070707"/>
+                                <w:kern w:val="0"/>
+                                <w:sz w:val="21"/>
+                                <w:szCs w:val="21"/>
+                                <w:lang w:val="de-DE" w:eastAsia="pl-PL" w:bidi="ar-SA"/>
+                              </w:rPr>
+                              <w:t>{Kundennummer}</w:t>
+                            </w:r>
+                          </w:p>
+                        </w:tc>
+                      </w:tr>
+                    </w:tbl>
+                    <w:p>
+                      <w:pPr>
+                        <w:pStyle w:val="Normal"/>
+                        <w:widowControl w:val="false"/>
+                        <w:suppressAutoHyphens w:val="true"/>
+                        <w:bidi w:val="0"/>
+                        <w:spacing w:before="171" w:after="0"/>
+                        <w:ind w:hanging="0" w:left="0" w:right="5216"/>
+                        <w:jc w:val="left"/>
+                        <w:rPr>
+                          <w:rFonts w:ascii="Open Sans" w:hAnsi="Open Sans" w:eastAsia="Open Sans" w:cs="Open Sans"/>
+                          <w:color w:val="070707"/>
+                          <w:sz w:val="17"/>
+                          <w:szCs w:val="17"/>
+                        </w:rPr>
+                      </w:pPr>
+                      <w:r>
+                        <w:rPr>
+                          <w:rFonts w:eastAsia="Open Sans" w:cs="Open Sans" w:ascii="Open Sans" w:hAnsi="Open Sans"/>
+                          <w:color w:val="070707"/>
+                          <w:sz w:val="17"/>
+                          <w:szCs w:val="17"/>
+                        </w:rPr>
+                      </w:r>
+                    </w:p>
+                  </w:txbxContent>
+                </v:textbox>
+                <w10:wrap type="square"/>
+              </v:rect>
+            </w:pict>
+          </mc:Fallback>
+        </mc:AlternateContent>
       </w:r>
     </w:p>
     <w:p>
@@ -752,9 +1383,9 @@
       <w:tblGrid>
         <w:gridCol w:w="510"/>
         <w:gridCol w:w="885"/>
-        <w:gridCol w:w="5853"/>
+        <w:gridCol w:w="5852"/>
         <w:gridCol w:w="1440"/>
-        <w:gridCol w:w="1257"/>
+        <w:gridCol w:w="1258"/>
       </w:tblGrid>
       <w:tr>
         <w:trPr>
@@ -828,7 +1459,7 @@
         </w:tc>
         <w:tc>
           <w:tcPr>
-            <w:tcW w:w="5853" w:type="dxa"/>
+            <w:tcW w:w="5852" w:type="dxa"/>
             <w:tcBorders/>
             <w:shd w:color="auto" w:fill="CCCCCC" w:val="clear"/>
           </w:tcPr>
@@ -887,7 +1518,7 @@
         </w:tc>
         <w:tc>
           <w:tcPr>
-            <w:tcW w:w="1257" w:type="dxa"/>
+            <w:tcW w:w="1258" w:type="dxa"/>
             <w:tcBorders/>
             <w:shd w:color="auto" w:fill="CCCCCC" w:val="clear"/>
           </w:tcPr>
@@ -982,7 +1613,7 @@
         </w:tc>
         <w:tc>
           <w:tcPr>
-            <w:tcW w:w="5853" w:type="dxa"/>
+            <w:tcW w:w="5852" w:type="dxa"/>
             <w:tcBorders/>
             <w:shd w:color="auto" w:fill="FFFFFF" w:val="clear"/>
           </w:tcPr>
@@ -1046,7 +1677,7 @@
         </w:tc>
         <w:tc>
           <w:tcPr>
-            <w:tcW w:w="1257" w:type="dxa"/>
+            <w:tcW w:w="1258" w:type="dxa"/>
             <w:tcBorders/>
             <w:shd w:color="auto" w:fill="FFFFFF" w:val="clear"/>
           </w:tcPr>
@@ -1164,7 +1795,7 @@
         </w:tc>
         <w:tc>
           <w:tcPr>
-            <w:tcW w:w="5853" w:type="dxa"/>
+            <w:tcW w:w="5852" w:type="dxa"/>
             <w:tcBorders/>
             <w:shd w:color="auto" w:fill="FFFFFF" w:val="clear"/>
             <w:tcMar>
@@ -1452,7 +2083,7 @@
         </w:tc>
         <w:tc>
           <w:tcPr>
-            <w:tcW w:w="1257" w:type="dxa"/>
+            <w:tcW w:w="1258" w:type="dxa"/>
             <w:tcBorders/>
             <w:shd w:color="auto" w:fill="FFFFFF" w:val="clear"/>
             <w:tcMar>
@@ -1526,9 +2157,9 @@
       <w:tblGrid>
         <w:gridCol w:w="510"/>
         <w:gridCol w:w="885"/>
-        <w:gridCol w:w="5853"/>
+        <w:gridCol w:w="5852"/>
         <w:gridCol w:w="1440"/>
-        <w:gridCol w:w="1257"/>
+        <w:gridCol w:w="1258"/>
       </w:tblGrid>
       <w:tr>
         <w:trPr>
@@ -1597,7 +2228,7 @@
         </w:tc>
         <w:tc>
           <w:tcPr>
-            <w:tcW w:w="5853" w:type="dxa"/>
+            <w:tcW w:w="5852" w:type="dxa"/>
             <w:tcBorders/>
             <w:shd w:color="auto" w:fill="FFFFFF" w:val="clear"/>
           </w:tcPr>
@@ -1668,7 +2299,7 @@
         </w:tc>
         <w:tc>
           <w:tcPr>
-            <w:tcW w:w="1257" w:type="dxa"/>
+            <w:tcW w:w="1258" w:type="dxa"/>
             <w:tcBorders/>
             <w:shd w:color="auto" w:fill="FFFFFF" w:val="clear"/>
             <w:tcMar>
@@ -1757,7 +2388,7 @@
         </w:tc>
         <w:tc>
           <w:tcPr>
-            <w:tcW w:w="5853" w:type="dxa"/>
+            <w:tcW w:w="5852" w:type="dxa"/>
             <w:tcBorders/>
             <w:shd w:color="auto" w:fill="FFFFFF" w:val="clear"/>
           </w:tcPr>
@@ -1948,7 +2579,7 @@
         </w:tc>
         <w:tc>
           <w:tcPr>
-            <w:tcW w:w="1257" w:type="dxa"/>
+            <w:tcW w:w="1258" w:type="dxa"/>
             <w:tcBorders/>
             <w:shd w:color="auto" w:fill="FFFFFF" w:val="clear"/>
             <w:vAlign w:val="center"/>
@@ -2045,7 +2676,7 @@
         </w:tc>
         <w:tc>
           <w:tcPr>
-            <w:tcW w:w="5853" w:type="dxa"/>
+            <w:tcW w:w="5852" w:type="dxa"/>
             <w:tcBorders/>
             <w:shd w:color="auto" w:fill="FFFFFF" w:val="clear"/>
           </w:tcPr>
@@ -2136,7 +2767,7 @@
         </w:tc>
         <w:tc>
           <w:tcPr>
-            <w:tcW w:w="1257" w:type="dxa"/>
+            <w:tcW w:w="1258" w:type="dxa"/>
             <w:tcBorders/>
             <w:shd w:color="auto" w:fill="FFFFFF" w:val="clear"/>
           </w:tcPr>
@@ -2639,7 +3270,7 @@
         </w:rPr>
         <w:t xml:space="preserve">Bitte unterschreiben Sie bei Annahme an entsprechender Stelle und senden uns das Angebot wieder zurück - gerne auch per E-Mail an </w:t>
       </w:r>
-      <w:hyperlink r:id="rId3">
+      <w:hyperlink r:id="rId4">
         <w:r>
           <w:rPr>
             <w:rStyle w:val="Style"/>
@@ -2923,14 +3554,14 @@
       </w:r>
     </w:p>
     <w:sectPr>
-      <w:headerReference w:type="even" r:id="rId4"/>
-      <w:headerReference w:type="default" r:id="rId5"/>
-      <w:headerReference w:type="first" r:id="rId6"/>
-      <w:footerReference w:type="even" r:id="rId7"/>
-      <w:footerReference w:type="default" r:id="rId8"/>
-      <w:footerReference w:type="first" r:id="rId9"/>
+      <w:headerReference w:type="even" r:id="rId5"/>
+      <w:headerReference w:type="default" r:id="rId6"/>
+      <w:headerReference w:type="first" r:id="rId7"/>
+      <w:footerReference w:type="even" r:id="rId8"/>
+      <w:footerReference w:type="default" r:id="rId9"/>
+      <w:footerReference w:type="first" r:id="rId10"/>
       <w:type w:val="nextPage"/>
-      <w:pgSz w:w="12240" w:h="15840"/>
+      <w:pgSz w:w="11906" w:h="16838"/>
       <w:pgMar w:left="1440" w:right="1440" w:gutter="0" w:header="0" w:top="1440" w:footer="0" w:bottom="1440"/>
       <w:pgNumType w:start="1" w:fmt="decimal"/>
       <w:formProt w:val="false"/>
@@ -4153,7 +4784,7 @@
         <wp:inline distT="0" distB="0" distL="0" distR="0">
           <wp:extent cx="1585595" cy="920750"/>
           <wp:effectExtent l="0" t="0" r="0" b="0"/>
-          <wp:docPr id="1" name="image1.jpg" descr=""/>
+          <wp:docPr id="2" name="image1.jpg" descr=""/>
           <wp:cNvGraphicFramePr>
             <a:graphicFrameLocks xmlns:a="http://schemas.openxmlformats.org/drawingml/2006/main" noChangeAspect="1"/>
           </wp:cNvGraphicFramePr>
@@ -4161,7 +4792,7 @@
             <a:graphicData uri="http://schemas.openxmlformats.org/drawingml/2006/picture">
               <pic:pic xmlns:pic="http://schemas.openxmlformats.org/drawingml/2006/picture">
                 <pic:nvPicPr>
-                  <pic:cNvPr id="1" name="image1.jpg" descr=""/>
+                  <pic:cNvPr id="2" name="image1.jpg" descr=""/>
                   <pic:cNvPicPr>
                     <a:picLocks noChangeAspect="1" noChangeArrowheads="1"/>
                   </pic:cNvPicPr>
@@ -4216,7 +4847,7 @@
         <wp:inline distT="0" distB="0" distL="0" distR="0">
           <wp:extent cx="1585595" cy="920750"/>
           <wp:effectExtent l="0" t="0" r="0" b="0"/>
-          <wp:docPr id="2" name="image1.jpg" descr=""/>
+          <wp:docPr id="3" name="image1.jpg" descr=""/>
           <wp:cNvGraphicFramePr>
             <a:graphicFrameLocks xmlns:a="http://schemas.openxmlformats.org/drawingml/2006/main" noChangeAspect="1"/>
           </wp:cNvGraphicFramePr>
@@ -4224,7 +4855,7 @@
             <a:graphicData uri="http://schemas.openxmlformats.org/drawingml/2006/picture">
               <pic:pic xmlns:pic="http://schemas.openxmlformats.org/drawingml/2006/picture">
                 <pic:nvPicPr>
-                  <pic:cNvPr id="2" name="image1.jpg" descr=""/>
+                  <pic:cNvPr id="3" name="image1.jpg" descr=""/>
                   <pic:cNvPicPr>
                     <a:picLocks noChangeAspect="1" noChangeArrowheads="1"/>
                   </pic:cNvPicPr>

--- a/src/templates/Angebot-BL.docx
+++ b/src/templates/Angebot-BL.docx
@@ -3239,13 +3239,17 @@
       </w:r>
       <w:r>
         <w:rPr>
+          <w:rFonts w:ascii="Open Sans" w:hAnsi="Open Sans" w:eastAsia="Open Sans" w:cs="Open Sans"/>
           <w:b/>
+          <w:color w:val="030303"/>
           <w:lang w:val="de-DE"/>
         </w:rPr>
         <w:t>{Text}</w:t>
       </w:r>
       <w:r>
         <w:rPr>
+          <w:rFonts w:ascii="Open Sans" w:hAnsi="Open Sans" w:eastAsia="Open Sans" w:cs="Open Sans"/>
+          <w:color w:val="030303"/>
           <w:lang w:val="de-DE"/>
         </w:rPr>
         <w:t>{/IsTitle}{^IsTitle}{Text}{/IsTitle}{/SelfPayLines}</w:t>
